--- a/rus/docx/27.content.docx
+++ b/rus/docx/27.content.docx
@@ -11,6 +11,15 @@
         <w:pStyle w:val="Heading2"/>
       </w:pPr>
       <w:r>
+        <w:t>Resource: Заметки к учебнику (Тиндейл)</w:t>
+      </w:r>
+      <w:r/>
+    </w:p>
+    <w:p>
+      <w:pPr>
+        <w:pStyle w:val="Heading2"/>
+      </w:pPr>
+      <w:r>
         <w:t>License Information</w:t>
       </w:r>
       <w:r/>
@@ -21,7 +30,7 @@
         <w:rPr>
           <w:b/>
         </w:rPr>
-        <w:t>Study Notes (Tyndale)</w:t>
+        <w:t>Заметки к учебнику (Тиндейл)</w:t>
       </w:r>
       <w:r>
         <w:t xml:space="preserve"> (Russian) is based on</w:t>
@@ -74,7 +83,7 @@
         <w:pStyle w:val="Heading1"/>
       </w:pPr>
       <w:r>
-        <w:t>Study Notes (Tyndale)</w:t>
+        <w:t>Заметки к учебнику (Тиндейл)</w:t>
       </w:r>
     </w:p>
     <w:p>
@@ -83,6 +92,51 @@
           <w:headerReference w:type="even" r:id="rId8"/>
           <w:headerReference w:type="default" r:id="rId9"/>
           <w:footerReference w:type="default" r:id="rId10"/>
+          <w:footnotePr>
+            <w:numRestart w:val="eachSect"/>
+          </w:footnotePr>
+          <w:type w:val="continuous"/>
+          <w:pgSz w:w="12240" w:h="15840" w:code="1"/>
+          <w:pgMar w:top="1440" w:right="1440" w:bottom="1440" w:left="1440" w:header="504" w:footer="504" w:gutter="0"/>
+          <w:cols w:space="708"/>
+          <w:titlePg/>
+          <w:docGrid w:linePitch="360"/>
+        </w:sectPr>
+      </w:pPr>
+    </w:p>
+    <w:p>
+      <w:r/>
+    </w:p>
+    <w:p>
+      <w:pPr>
+        <w:pStyle w:val="Heading2"/>
+      </w:pPr>
+      <w:r>
+        <w:t>DAN</w:t>
+      </w:r>
+      <w:r/>
+    </w:p>
+    <w:p>
+      <w:r/>
+      <w:r>
+        <w:rPr>
+          <w:i/>
+        </w:rPr>
+        <w:t>Даниил 1:1, Даниил 1:1–2, Даниил 1:1–21, Даниил 1:1–6.28, Даниил 1:2, Даниил 1:3, Даниил 1:3–7, Даниил 1:4, Даниил 1:5, Даниил 1:6–7, Даниил 1:8, Даниил 1:8–14, Даниил 1:9, Даниил 1:10, Даниил 1:11–13, Даниил 1:12, Даниил 1:13–14, Даниил 1:15–21, Даниил 1:17, Даниил 1:19, Даниил 1:20, Даниил 1:21, Даниил 2:1, Даниил 2:1–3, Даниил 2:1–49, Даниил 2:1–6:28, Даниил 2:2, Даниил 2:3, Даниил 2:4, Даниил 2:9, Даниил 2:10–11, Даниил 2:12, Даниил 2:16, Даниил 2:17–23, Даниил 2:18, Даниил 2:20–23, Даниил 2:21, Даниил 2:24, Даниил 2:25, Даниил 2:26, Даниил 2:27–28, Даниил 2:28, Даниил 2:29–30, Даниил 2:31–33, Даниил 2:32–33, Даниил 2:34, Даниил 2:35, Даниил 2:36–38, Даниил 2:39, Даниил 2:41–42, Даниил 2:43, Даниил 2:44, Даниил 2:45, Даниил 2:46, Даниил 2:47, Даниил 2:48, Даниил 2:49, Даниил 3:1, Даниил 3:1–30, Даниил 3:2, Даниил 3:5, Даниил 3:7, Даниил 3:11, Даниил 3:12, Даниил 3:13, Даниил 3:14, Даниил 3:15, Даниил 3:16–18, Даниил 3:23, Даниил 3:25, Даниил 3:26, Даниил 3:28, Даниил 3:30, Даниил 4:1–34, Даниил 4:1, Даниил 4:2, Даниил 4:4, Даниил 4:5–6, Даниил 4:8, Даниил 4:10, Даниил 4:11–14, Даниил 4:13, Даниил 4:14, Даниил 4:19, Даниил 4:20, Даниил 4:22–23, Даниил 4:24, Даниил 4:25–30, Даниил 4:27, Даниил 4:29, Даниил 4:30, Даниил 4:31–34, Даниил 4:32, Даниил 4:34, Даниил 5:1, Даниил 5:1–30, Даниил 5:2–4, Даниил 5:5–6, Даниил 5:7, Даниил 5:8, Даниил 5:10, Даниил 5:11–12, Даниил 5:15, Даниил 5:17, Даниил 5:18–21, Даниил 5:20, Даниил 5:21, Даниил 5:25–28, Даниил 5:26, Даниил 5:27, Даниил 5:28, Даниил 5:29, Даниил 5:30, Даниил 5:31, Даниил 6:1–28, Даниил 6:2, Даниил 6:3, Даниил 6:3–5, Даниил 6:5, Даниил 6:7, Даниил 6:8, Даниил 6:10–11, Даниил 6:14, Даниил 6:16, Даниил 6:17, Даниил 6:18, Даниил 6:19, Даниил 6:20, Даниил 6:21–22, Даниил 6:25–27, Даниил 6:27, Даниил 6:28, Даниил 7:1, Даниил 7:1–28, Даниил 7:1–12:13, Даниил 7:2, Даниил 7:3–7, Даниил 7:4, Даниил 7:5, Даниил 7:6, Даниил 7:7, Даниил 7:8, Даниил 7:9–10, Даниил 7:10, Даниил 7:11, Даниил 7:12, Даниил 7:13, Даниил 7:13–14, Даниил 7:14, Даниил 7:15–16, Даниил 7:17, Даниил 7:18, Даниил 7:19–28, Даниил 7:21, Даниил 7:22, Даниил 7:24–25, Даниил 7:26, Даниил 7:27, Даниил 8:1, Даниил 8:1–27, Даниил 8:2, Даниил 8:3–4, Даниил 8:5–12, Даниил 8:10, Даниил 8:11–12, Даниил 8:13–14, Даниил 8:15–16, Даниил 8:17, Даниил 8:19, Даниил 8:19–26, Даниил 8:20, Даниил 8:21, Даниил 8:22, Даниил 8:23–25, Даниил 8:24, Даниил 8:25, Даниил 8:26, Даниил 9:1, Даниил 9:1–19, Даниил 9:2, Даниил 9:3, Даниил 9:4, Даниил 9:4–11, Даниил 9:5, Даниил 9:6, Даниил 9:7–14, Даниил 9:12, Даниил 9:13, Даниил 9:15, Даниил 9:15–19, Даниил 9:16, Даниил 9:17, Даниил 9:18, Даниил 9:19, Даниил 9:20–27, Даниил 9:21, Даниил 9:22, Даниил 9:23, Даниил 9:24, Даниил 9:24–27, Даниил 9:25, Даниил 9:26, Даниил 9:27, Даниил 10:1, Даниил 10:1–12:13, Даниил 10:2–3, Даниил 10:5–6, Даниил 10:7–9, Даниил 10:11, Даниил 10:13, Даниил 10:16, Даниил 10:19, Даниил 10:20, Даниил 10:21, Даниил 11:1, Даниил 11:2, Даниил 11:2–12:7, Даниил 11:3, Даниил 11:4, Даниил 11:5, Даниил 11:5–45, Даниил 11:6, Даниил 11:7–8, Даниил 11:9, Даниил 11:10–12, Даниил 11:12–13, Даниил 11:14, Даниил 11:15, Даниил 11:16, Даниил 11:17, Даниил 11:18, Даниил 11:19, Даниил 11:20, Даниил 11:21–39, Даниил 11:22, Даниил 11:23, Даниил 11:24, Даниил 11:25–27, Даниил 11:28, Даниил 11:29–35, Даниил 11:31, Даниил 11:32–35, Даниил 11:34, Даниил 11:36, Даниил 11:36–40, Даниил 11:37–38, Даниил 11:40, Даниил 11:40–45, Даниил 11:41, Даниил 11:45, Даниил 12:1, Даниил 12:1–7, Даниил 12:2, Даниил 12:3, Даниил 12:4, Даниил 12:5, Даниил 12:7, Даниил 12:8–10, Даниил 12:11–12, Даниил 12:13</w:t>
+      </w:r>
+      <w:r/>
+    </w:p>
+    <w:p>
+      <w:r/>
+      <w:r>
+        <w:t xml:space="preserve"> </w:t>
+      </w:r>
+      <w:r/>
+      <w:r/>
+    </w:p>
+    <w:p>
+      <w:pPr>
+        <w:sectPr>
           <w:footnotePr>
             <w:numRestart w:val="eachSect"/>
           </w:footnotePr>

--- a/rus/docx/27.content.docx
+++ b/rus/docx/27.content.docx
@@ -163,13 +163,6 @@
         <w:rPr>
           <w:lang w:val="ru_RU" w:bidi="ru_RU"/>
         </w:rPr>
-      </w:r>
-      <w:r>
-        <w:rPr>
-          <w:i/>
-          <w:lang w:val="ru_RU" w:bidi="ru_RU"/>
-        </w:rPr>
-        <w:t>Даниил 1:1, Даниил 1:1–2, Даниил 1:1–21, Даниил 1:1–6.28, Даниил 1:2, Даниил 1:3, Даниил 1:3–7, Даниил 1:4, Даниил 1:5, Даниил 1:6–7, Даниил 1:8, Даниил 1:8–14, Даниил 1:9, Даниил 1:10, Даниил 1:11–13, Даниил 1:12, Даниил 1:13–14, Даниил 1:15–21, Даниил 1:17, Даниил 1:19, Даниил 1:20, Даниил 1:21, Даниил 2:1, Даниил 2:1–3, Даниил 2:1–49, Даниил 2:1–6:28, Даниил 2:2, Даниил 2:3, Даниил 2:4, Даниил 2:9, Даниил 2:10–11, Даниил 2:12, Даниил 2:16, Даниил 2:17–23, Даниил 2:18, Даниил 2:20–23, Даниил 2:21, Даниил 2:24, Даниил 2:25, Даниил 2:26, Даниил 2:27–28, Даниил 2:28, Даниил 2:29–30, Даниил 2:31–33, Даниил 2:32–33, Даниил 2:34, Даниил 2:35, Даниил 2:36–38, Даниил 2:39, Даниил 2:41–42, Даниил 2:43, Даниил 2:44, Даниил 2:45, Даниил 2:46, Даниил 2:47, Даниил 2:48, Даниил 2:49, Даниил 3:1, Даниил 3:1–30, Даниил 3:2, Даниил 3:5, Даниил 3:7, Даниил 3:11, Даниил 3:12, Даниил 3:13, Даниил 3:14, Даниил 3:15, Даниил 3:16–18, Даниил 3:23, Даниил 3:25, Даниил 3:26, Даниил 3:28, Даниил 3:30, Даниил 4:1–34, Даниил 4:1, Даниил 4:2, Даниил 4:4, Даниил 4:5–6, Даниил 4:8, Даниил 4:10, Даниил 4:11–14, Даниил 4:13, Даниил 4:14, Даниил 4:19, Даниил 4:20, Даниил 4:22–23, Даниил 4:24, Даниил 4:25–30, Даниил 4:27, Даниил 4:29, Даниил 4:30, Даниил 4:31–34, Даниил 4:32, Даниил 4:34, Даниил 5:1, Даниил 5:1–30, Даниил 5:2–4, Даниил 5:5–6, Даниил 5:7, Даниил 5:8, Даниил 5:10, Даниил 5:11–12, Даниил 5:15, Даниил 5:17, Даниил 5:18–21, Даниил 5:20, Даниил 5:21, Даниил 5:25–28, Даниил 5:26, Даниил 5:27, Даниил 5:28, Даниил 5:29, Даниил 5:30, Даниил 5:31, Даниил 6:1–28, Даниил 6:2, Даниил 6:3, Даниил 6:3–5, Даниил 6:5, Даниил 6:7, Даниил 6:8, Даниил 6:10–11, Даниил 6:14, Даниил 6:16, Даниил 6:17, Даниил 6:18, Даниил 6:19, Даниил 6:20, Даниил 6:21–22, Даниил 6:25–27, Даниил 6:27, Даниил 6:28, Даниил 7:1, Даниил 7:1–28, Даниил 7:1–12:13, Даниил 7:2, Даниил 7:3–7, Даниил 7:4, Даниил 7:5, Даниил 7:6, Даниил 7:7, Даниил 7:8, Даниил 7:9–10, Даниил 7:10, Даниил 7:11, Даниил 7:12, Даниил 7:13, Даниил 7:13–14, Даниил 7:14, Даниил 7:15–16, Даниил 7:17, Даниил 7:18, Даниил 7:19–28, Даниил 7:21, Даниил 7:22, Даниил 7:24–25, Даниил 7:26, Даниил 7:27, Даниил 8:1, Даниил 8:1–27, Даниил 8:2, Даниил 8:3–4, Даниил 8:5–12, Даниил 8:10, Даниил 8:11–12, Даниил 8:13–14, Даниил 8:15–16, Даниил 8:17, Даниил 8:19, Даниил 8:19–26, Даниил 8:20, Даниил 8:21, Даниил 8:22, Даниил 8:23–25, Даниил 8:24, Даниил 8:25, Даниил 8:26, Даниил 9:1, Даниил 9:1–19, Даниил 9:2, Даниил 9:3, Даниил 9:4, Даниил 9:4–11, Даниил 9:5, Даниил 9:6, Даниил 9:7–14, Даниил 9:12, Даниил 9:13, Даниил 9:15, Даниил 9:15–19, Даниил 9:16, Даниил 9:17, Даниил 9:18, Даниил 9:19, Даниил 9:20–27, Даниил 9:21, Даниил 9:22, Даниил 9:23, Даниил 9:24, Даниил 9:24–27, Даниил 9:25, Даниил 9:26, Даниил 9:27, Даниил 10:1, Даниил 10:1–12:13, Даниил 10:2–3, Даниил 10:5–6, Даниил 10:7–9, Даниил 10:11, Даниил 10:13, Даниил 10:16, Даниил 10:19, Даниил 10:20, Даниил 10:21, Даниил 11:1, Даниил 11:2, Даниил 11:2–12:7, Даниил 11:3, Даниил 11:4, Даниил 11:5, Даниил 11:5–45, Даниил 11:6, Даниил 11:7–8, Даниил 11:9, Даниил 11:10–12, Даниил 11:12–13, Даниил 11:14, Даниил 11:15, Даниил 11:16, Даниил 11:17, Даниил 11:18, Даниил 11:19, Даниил 11:20, Даниил 11:21–39, Даниил 11:22, Даниил 11:23, Даниил 11:24, Даниил 11:25–27, Даниил 11:28, Даниил 11:29–35, Даниил 11:31, Даниил 11:32–35, Даниил 11:34, Даниил 11:36, Даниил 11:36–40, Даниил 11:37–38, Даниил 11:40, Даниил 11:40–45, Даниил 11:41, Даниил 11:45, Даниил 12:1, Даниил 12:1–7, Даниил 12:2, Даниил 12:3, Даниил 12:4, Даниил 12:5, Даниил 12:7, Даниил 12:8–10, Даниил 12:11–12, Даниил 12:13</w:t>
       </w:r>
       <w:r>
         <w:rPr>

--- a/rus/docx/27.content.docx
+++ b/rus/docx/27.content.docx
@@ -150,19 +150,6 @@
           <w:lang w:val="ru_RU" w:bidi="ru_RU"/>
         </w:rPr>
         <w:t>DAN</w:t>
-      </w:r>
-      <w:r>
-        <w:rPr>
-          <w:lang w:val="ru_RU" w:bidi="ru_RU"/>
-        </w:rPr>
-      </w:r>
-    </w:p>
-    <w:p>
-      <w:pPr/>
-      <w:r>
-        <w:rPr>
-          <w:lang w:val="ru_RU" w:bidi="ru_RU"/>
-        </w:rPr>
       </w:r>
       <w:r>
         <w:rPr>

--- a/rus/docx/27.content.docx
+++ b/rus/docx/27.content.docx
@@ -19,7 +19,7 @@
         <w:rPr>
           <w:lang w:val="ru_RU" w:bidi="ru_RU"/>
         </w:rPr>
-        <w:t>Resource: Заметки к учебнику (Тиндейл)</w:t>
+        <w:t>Resource: Tyndale Open Study Notes</w:t>
       </w:r>
       <w:r>
         <w:rPr>
@@ -112,7 +112,7 @@
         <w:rPr>
           <w:lang w:val="ru_RU" w:bidi="ru_RU"/>
         </w:rPr>
-        <w:t>Заметки к учебнику (Тиндейл)</w:t>
+        <w:t>Tyndale Open Study Notes</w:t>
       </w:r>
     </w:p>
     <w:p>

--- a/rus/docx/27.content.docx
+++ b/rus/docx/27.content.docx
@@ -19,7 +19,7 @@
         <w:rPr>
           <w:lang w:val="ru_RU" w:bidi="ru_RU"/>
         </w:rPr>
-        <w:t>Resource: Tyndale Open Study Notes</w:t>
+        <w:t>Resource: Aquifer Open Study Notes</w:t>
       </w:r>
       <w:r>
         <w:rPr>
@@ -112,7 +112,7 @@
         <w:rPr>
           <w:lang w:val="ru_RU" w:bidi="ru_RU"/>
         </w:rPr>
-        <w:t>Tyndale Open Study Notes</w:t>
+        <w:t>Aquifer Open Study Notes</w:t>
       </w:r>
     </w:p>
     <w:p>
